--- a/estimate_template_particular.docx
+++ b/estimate_template_particular.docx
@@ -2067,37 +2067,92 @@
           <w:p>
             <w:pPr>
               <w:spacing w:after="0" w:line="240" w:lineRule="auto"/>
-              <w:rPr>
-                <w:rFonts w:ascii="Open Sans" w:hAnsi="Open Sans" w:cs="Open Sans"/>
-                <w:b/>
-                <w:bCs/>
-                <w:sz w:val="16"/>
-                <w:szCs w:val="16"/>
-                <w:lang w:val="en-US"/>
-              </w:rPr>
-            </w:pPr>
-          </w:p>
-          <w:p>
-            <w:pPr>
-              <w:spacing w:after="0" w:line="240" w:lineRule="auto"/>
-              <w:rPr>
-                <w:rFonts w:ascii="Open Sans" w:eastAsia="Aptos" w:hAnsi="Open Sans" w:cs="Open Sans"/>
-                <w:b/>
-                <w:bCs/>
-                <w:sz w:val="16"/>
-                <w:szCs w:val="16"/>
-                <w:lang w:val="en-US"/>
-              </w:rPr>
-            </w:pPr>
-          </w:p>
-          <w:p>
-            <w:pPr>
-              <w:spacing w:after="0" w:line="240" w:lineRule="auto"/>
-              <w:rPr>
-                <w:rFonts w:ascii="Open Sans" w:hAnsi="Open Sans" w:cs="Open Sans"/>
-                <w:b/>
-                <w:bCs/>
-                <w:color w:val="501549" w:themeColor="accent5" w:themeShade="80"/>
+              <w:jc w:val="both"/>
+              <w:rPr>
+                <w:rFonts w:ascii="Open Sans" w:hAnsi="Open Sans" w:cs="Open Sans"/>
+                <w:sz w:val="16"/>
+                <w:szCs w:val="16"/>
+                <w:lang w:val="en-US"/>
+              </w:rPr>
+            </w:pPr>
+          </w:p>
+        </w:tc>
+      </w:tr>
+    </w:tbl>
+    <w:p>
+      <w:pPr>
+        <w:spacing w:after="0" w:line="240" w:lineRule="auto"/>
+        <w:jc w:val="both"/>
+        <w:rPr>
+          <w:rFonts w:ascii="Open Sans" w:hAnsi="Open Sans" w:cs="Open Sans"/>
+          <w:sz w:val="22"/>
+          <w:szCs w:val="22"/>
+          <w:lang w:val="en-US"/>
+        </w:rPr>
+      </w:pPr>
+    </w:p>
+    <w:tbl>
+      <w:tblPr>
+        <w:tblStyle w:val="Tablaconcuadrcula"/>
+        <w:tblW w:w="0" w:type="auto"/>
+        <w:tblLayout w:type="fixed"/>
+        <w:tblLook w:val="04A0" w:firstRow="1" w:lastRow="0" w:firstColumn="1" w:lastColumn="0" w:noHBand="0" w:noVBand="1"/>
+      </w:tblPr>
+      <w:tblGrid>
+        <w:gridCol w:w="2490"/>
+        <w:gridCol w:w="5228"/>
+      </w:tblGrid>
+      <w:tr>
+        <w:tc>
+          <w:tcPr>
+            <w:tcW w:w="2490" w:type="dxa"/>
+            <w:tcBorders>
+              <w:top w:val="nil"/>
+              <w:left w:val="nil"/>
+              <w:bottom w:val="nil"/>
+              <w:right w:val="nil"/>
+            </w:tcBorders>
+          </w:tcPr>
+          <w:p>
+            <w:pPr>
+              <w:spacing w:after="0" w:line="240" w:lineRule="auto"/>
+              <w:rPr>
+                <w:rFonts w:ascii="Open Sans" w:eastAsiaTheme="majorEastAsia" w:hAnsi="Open Sans" w:cs="Open Sans"/>
+                <w:color w:val="EE0000"/>
+                <w:sz w:val="22"/>
+                <w:szCs w:val="22"/>
+                <w:lang w:val="en-US"/>
+              </w:rPr>
+            </w:pPr>
+          </w:p>
+          <w:p>
+            <w:pPr>
+              <w:spacing w:after="0" w:line="240" w:lineRule="auto"/>
+              <w:rPr>
+                <w:rFonts w:ascii="Open Sans" w:eastAsiaTheme="majorEastAsia" w:hAnsi="Open Sans" w:cs="Open Sans"/>
+                <w:color w:val="EE0000"/>
+                <w:sz w:val="22"/>
+                <w:szCs w:val="22"/>
+                <w:lang w:val="en-US"/>
+              </w:rPr>
+            </w:pPr>
+          </w:p>
+        </w:tc>
+        <w:tc>
+          <w:tcPr>
+            <w:tcW w:w="5228" w:type="dxa"/>
+            <w:tcBorders>
+              <w:top w:val="nil"/>
+              <w:left w:val="nil"/>
+              <w:bottom w:val="nil"/>
+              <w:right w:val="nil"/>
+            </w:tcBorders>
+          </w:tcPr>
+          <w:p>
+            <w:pPr>
+              <w:spacing w:after="0" w:line="240" w:lineRule="auto"/>
+              <w:rPr>
+                <w:rFonts w:ascii="Open Sans" w:hAnsi="Open Sans" w:cs="Open Sans"/>
                 <w:sz w:val="16"/>
                 <w:szCs w:val="16"/>
                 <w:lang w:val="en-US"/>
@@ -2434,25 +2489,7 @@
                 <w:szCs w:val="16"/>
                 <w:lang w:val="en-US"/>
               </w:rPr>
-              <w:t xml:space="preserve"> Conceptual </w:t>
-            </w:r>
-            <w:r>
-              <w:rPr>
-                <w:rFonts w:ascii="Open Sans" w:eastAsia="Aptos" w:hAnsi="Open Sans" w:cs="Open Sans"/>
-                <w:sz w:val="16"/>
-                <w:szCs w:val="16"/>
-                <w:lang w:val="en-US"/>
-              </w:rPr>
-              <w:t>Events</w:t>
-            </w:r>
-            <w:r>
-              <w:rPr>
-                <w:rFonts w:ascii="Open Sans" w:eastAsia="Aptos" w:hAnsi="Open Sans" w:cs="Open Sans"/>
-                <w:sz w:val="16"/>
-                <w:szCs w:val="16"/>
-                <w:lang w:val="en-US"/>
-              </w:rPr>
-              <w:t xml:space="preserve"> will not be liable for a failure to perform this contract due to delays, strikes, storms, accidents, venue accessibility, or other causes beyond its control</w:t>
+              <w:t xml:space="preserve"> Conceptual Events will not be liable for a failure to perform this contract due to delays, strikes, storms, accidents, venue accessibility, or other causes beyond its control</w:t>
             </w:r>
           </w:p>
           <w:p>
@@ -4141,7 +4178,7 @@
   <w:style w:type="paragraph" w:default="1" w:styleId="Normal">
     <w:name w:val="Normal"/>
     <w:qFormat/>
-    <w:rsid w:val="005655EF"/>
+    <w:rsid w:val="00201140"/>
     <w:pPr>
       <w:spacing w:after="160" w:line="278" w:lineRule="auto"/>
     </w:pPr>
